--- a/worksheets/1주차_1_공문서행정문서읽기_Day4_학습지.docx
+++ b/worksheets/1주차_1_공문서행정문서읽기_Day4_학습지.docx
@@ -65,6 +65,117 @@
         </w:rPr>
         <w:t>밑줄 친 어휘의 뜻을 확인하고, 실제 안내문 속에서 어떻게 쓰이는지 살펴봅시다.</w:t>
       </w:r>
+    </w:p>
+    <w:p>
+      <w:pPr>
+        <w:spacing w:before="40" w:after="80" w:line="252" w:lineRule="auto"/>
+      </w:pPr>
+      <w:r>
+        <w:rPr>
+          <w:rFonts w:ascii="맑은 고딕" w:hAnsi="맑은 고딕" w:eastAsia="맑은 고딕"/>
+          <w:b/>
+          <w:color w:val="3D4BC7"/>
+          <w:sz w:val="20"/>
+        </w:rPr>
+        <w:t>✅ 오늘 해야 할 일</w:t>
+      </w:r>
+    </w:p>
+    <w:tbl>
+      <w:tblPr>
+        <w:tblStyle w:val="TableGrid"/>
+        <w:tblW w:type="auto" w:w="0"/>
+        <w:tblLook w:firstColumn="1" w:firstRow="1" w:lastColumn="0" w:lastRow="0" w:noHBand="0" w:noVBand="1" w:val="04A0"/>
+      </w:tblPr>
+      <w:tblGrid>
+        <w:gridCol w:w="3364"/>
+        <w:gridCol w:w="3364"/>
+        <w:gridCol w:w="3364"/>
+      </w:tblGrid>
+      <w:tr>
+        <w:trPr>
+          <w:cantSplit/>
+        </w:trPr>
+        <w:tc>
+          <w:tcPr>
+            <w:tcW w:type="dxa" w:w="3364"/>
+            <w:tcMar>
+              <w:top w:w="55" w:type="dxa"/>
+              <w:bottom w:w="55" w:type="dxa"/>
+              <w:left w:w="90" w:type="dxa"/>
+              <w:right w:w="90" w:type="dxa"/>
+            </w:tcMar>
+          </w:tcPr>
+          <w:p>
+            <w:pPr>
+              <w:spacing w:before="0" w:after="0" w:line="252" w:lineRule="auto"/>
+            </w:pPr>
+            <w:r>
+              <w:rPr>
+                <w:rFonts w:ascii="맑은 고딕" w:hAnsi="맑은 고딕" w:eastAsia="맑은 고딕"/>
+                <w:b w:val="0"/>
+                <w:color w:val="6B6F85"/>
+                <w:sz w:val="22"/>
+              </w:rPr>
+              <w:t xml:space="preserve">☐ </w:t>
+            </w:r>
+          </w:p>
+        </w:tc>
+        <w:tc>
+          <w:tcPr>
+            <w:tcW w:type="dxa" w:w="3364"/>
+            <w:tcMar>
+              <w:top w:w="55" w:type="dxa"/>
+              <w:bottom w:w="55" w:type="dxa"/>
+              <w:left w:w="90" w:type="dxa"/>
+              <w:right w:w="90" w:type="dxa"/>
+            </w:tcMar>
+          </w:tcPr>
+          <w:p>
+            <w:pPr>
+              <w:spacing w:before="0" w:after="0" w:line="252" w:lineRule="auto"/>
+            </w:pPr>
+            <w:r>
+              <w:rPr>
+                <w:rFonts w:ascii="맑은 고딕" w:hAnsi="맑은 고딕" w:eastAsia="맑은 고딕"/>
+                <w:b w:val="0"/>
+                <w:color w:val="6B6F85"/>
+                <w:sz w:val="22"/>
+              </w:rPr>
+              <w:t xml:space="preserve">☐ </w:t>
+            </w:r>
+          </w:p>
+        </w:tc>
+        <w:tc>
+          <w:tcPr>
+            <w:tcW w:type="dxa" w:w="3364"/>
+            <w:tcMar>
+              <w:top w:w="55" w:type="dxa"/>
+              <w:bottom w:w="55" w:type="dxa"/>
+              <w:left w:w="90" w:type="dxa"/>
+              <w:right w:w="90" w:type="dxa"/>
+            </w:tcMar>
+          </w:tcPr>
+          <w:p>
+            <w:pPr>
+              <w:spacing w:before="0" w:after="0" w:line="252" w:lineRule="auto"/>
+            </w:pPr>
+            <w:r>
+              <w:rPr>
+                <w:rFonts w:ascii="맑은 고딕" w:hAnsi="맑은 고딕" w:eastAsia="맑은 고딕"/>
+                <w:b w:val="0"/>
+                <w:color w:val="6B6F85"/>
+                <w:sz w:val="22"/>
+              </w:rPr>
+              <w:t xml:space="preserve">☐ </w:t>
+            </w:r>
+          </w:p>
+        </w:tc>
+      </w:tr>
+    </w:tbl>
+    <w:p>
+      <w:pPr>
+        <w:spacing w:after="120"/>
+      </w:pPr>
     </w:p>
     <w:p>
       <w:pPr>
@@ -757,9 +868,155 @@
         <w:t>＿＿＿＿＿</w:t>
       </w:r>
     </w:p>
+    <w:p>
+      <w:pPr>
+        <w:spacing w:before="200" w:after="80" w:line="252" w:lineRule="auto"/>
+      </w:pPr>
+      <w:r>
+        <w:rPr>
+          <w:rFonts w:ascii="맑은 고딕" w:hAnsi="맑은 고딕" w:eastAsia="맑은 고딕"/>
+          <w:b/>
+          <w:color w:val="3D4BC7"/>
+          <w:sz w:val="21"/>
+        </w:rPr>
+        <w:t>💬 오늘의 명언</w:t>
+      </w:r>
+    </w:p>
+    <w:tbl>
+      <w:tblPr>
+        <w:tblStyle w:val="TableGrid"/>
+        <w:tblW w:type="auto" w:w="0"/>
+        <w:tblLook w:firstColumn="1" w:firstRow="1" w:lastColumn="0" w:lastRow="0" w:noHBand="0" w:noVBand="1" w:val="04A0"/>
+      </w:tblPr>
+      <w:tblGrid>
+        <w:gridCol w:w="10092"/>
+      </w:tblGrid>
+      <w:tr>
+        <w:trPr>
+          <w:cantSplit/>
+        </w:trPr>
+        <w:tc>
+          <w:tcPr>
+            <w:tcW w:type="dxa" w:w="10092"/>
+            <w:shd w:val="clear" w:color="auto" w:fill="F7F8FF"/>
+            <w:tcMar>
+              <w:top w:w="80" w:type="dxa"/>
+              <w:bottom w:w="80" w:type="dxa"/>
+              <w:left w:w="180" w:type="dxa"/>
+              <w:right w:w="180" w:type="dxa"/>
+            </w:tcMar>
+          </w:tcPr>
+          <w:p>
+            <w:pPr>
+              <w:spacing w:before="0" w:after="60" w:line="252" w:lineRule="auto"/>
+              <w:jc w:val="center"/>
+            </w:pPr>
+            <w:r>
+              <w:rPr>
+                <w:rFonts w:ascii="맑은 고딕" w:hAnsi="맑은 고딕" w:eastAsia="맑은 고딕"/>
+                <w:b/>
+                <w:i/>
+                <w:color w:val="333366"/>
+                <w:sz w:val="23"/>
+              </w:rPr>
+              <w:t>“좋은 책을 읽는 것은 과거의 가장 훌륭한 사람들과 대화를 나누는 것과 같다.”</w:t>
+            </w:r>
+          </w:p>
+          <w:p>
+            <w:pPr>
+              <w:spacing w:before="0" w:after="0" w:line="252" w:lineRule="auto"/>
+              <w:jc w:val="center"/>
+            </w:pPr>
+            <w:r>
+              <w:rPr>
+                <w:rFonts w:ascii="맑은 고딕" w:hAnsi="맑은 고딕" w:eastAsia="맑은 고딕"/>
+                <w:b w:val="0"/>
+                <w:color w:val="6B6F85"/>
+                <w:sz w:val="18"/>
+              </w:rPr>
+              <w:t>— 르네 데카르트</w:t>
+            </w:r>
+          </w:p>
+        </w:tc>
+      </w:tr>
+    </w:tbl>
+    <w:p>
+      <w:pPr>
+        <w:spacing w:before="80" w:after="40" w:line="252" w:lineRule="auto"/>
+      </w:pPr>
+      <w:r>
+        <w:rPr>
+          <w:rFonts w:ascii="맑은 고딕" w:hAnsi="맑은 고딕" w:eastAsia="맑은 고딕"/>
+          <w:b w:val="0"/>
+          <w:color w:val="6B6F85"/>
+          <w:sz w:val="17"/>
+        </w:rPr>
+        <w:t>✍ 위 명언을 소리 내어 한 번 읽고, 나만의 글씨체로 또박또박 따라 써 보세요.</w:t>
+      </w:r>
+    </w:p>
+    <w:tbl>
+      <w:tblPr>
+        <w:tblW w:type="auto" w:w="0"/>
+        <w:tblLook w:firstColumn="1" w:firstRow="1" w:lastColumn="0" w:lastRow="0" w:noHBand="0" w:noVBand="1" w:val="04A0"/>
+      </w:tblPr>
+      <w:tblGrid>
+        <w:gridCol w:w="10092"/>
+      </w:tblGrid>
+      <w:tr>
+        <w:trPr>
+          <w:trHeight w:val="300" w:hRule="atLeast"/>
+        </w:trPr>
+        <w:tc>
+          <w:tcPr>
+            <w:tcW w:type="dxa" w:w="10091"/>
+            <w:tcMar>
+              <w:top w:w="40" w:type="dxa"/>
+              <w:bottom w:w="40" w:type="dxa"/>
+              <w:left w:w="20" w:type="dxa"/>
+              <w:right w:w="20" w:type="dxa"/>
+            </w:tcMar>
+            <w:tcBorders>
+              <w:top w:val="nil"/>
+              <w:left w:val="nil"/>
+              <w:right w:val="nil"/>
+              <w:bottom w:val="single" w:sz="6" w:color="9AA0C3"/>
+            </w:tcBorders>
+          </w:tcPr>
+          <w:p/>
+        </w:tc>
+      </w:tr>
+      <w:tr>
+        <w:trPr>
+          <w:trHeight w:val="300" w:hRule="atLeast"/>
+        </w:trPr>
+        <w:tc>
+          <w:tcPr>
+            <w:tcW w:type="dxa" w:w="10091"/>
+            <w:tcMar>
+              <w:top w:w="40" w:type="dxa"/>
+              <w:bottom w:w="40" w:type="dxa"/>
+              <w:left w:w="20" w:type="dxa"/>
+              <w:right w:w="20" w:type="dxa"/>
+            </w:tcMar>
+            <w:tcBorders>
+              <w:top w:val="nil"/>
+              <w:left w:val="nil"/>
+              <w:right w:val="nil"/>
+              <w:bottom w:val="single" w:sz="6" w:color="9AA0C3"/>
+            </w:tcBorders>
+          </w:tcPr>
+          <w:p/>
+        </w:tc>
+      </w:tr>
+    </w:tbl>
+    <w:p>
+      <w:pPr>
+        <w:spacing w:after="80"/>
+      </w:pPr>
+    </w:p>
     <w:sectPr>
       <w:pgSz w:w="11906" w:h="16838"/>
-      <w:pgMar w:top="737" w:right="907" w:bottom="680" w:left="907" w:header="720" w:footer="720" w:gutter="0"/>
+      <w:pgMar w:top="567" w:right="907" w:bottom="510" w:left="907" w:header="720" w:footer="720" w:gutter="0"/>
       <w:cols w:space="720"/>
       <w:docGrid w:linePitch="360"/>
     </w:sectPr>

--- a/worksheets/1주차_1_공문서행정문서읽기_Day4_학습지.docx
+++ b/worksheets/1주차_1_공문서행정문서읽기_Day4_학습지.docx
@@ -4,14 +4,14 @@
   <w:body>
     <w:p>
       <w:pPr>
-        <w:spacing w:before="0" w:after="40" w:line="252" w:lineRule="auto"/>
+        <w:spacing w:before="0" w:after="20" w:line="240" w:lineRule="auto"/>
       </w:pPr>
       <w:r>
         <w:rPr>
           <w:rFonts w:ascii="맑은 고딕" w:hAnsi="맑은 고딕" w:eastAsia="맑은 고딕"/>
           <w:b/>
           <w:color w:val="3D4BC7"/>
-          <w:sz w:val="31"/>
+          <w:sz w:val="28"/>
         </w:rPr>
         <w:t>명품 경북여상 문해력 15분  ·  손으로 쓰는 학습지</w:t>
       </w:r>
@@ -21,7 +21,7 @@
         <w:tabs>
           <w:tab w:pos="10091" w:val="right"/>
         </w:tabs>
-        <w:spacing w:before="0" w:after="120" w:line="252" w:lineRule="auto"/>
+        <w:spacing w:before="0" w:after="60" w:line="240" w:lineRule="auto"/>
       </w:pPr>
       <w:r>
         <w:rPr>
@@ -54,28 +54,28 @@
     </w:p>
     <w:p>
       <w:pPr>
-        <w:spacing w:before="80" w:after="160" w:line="252" w:lineRule="auto"/>
+        <w:spacing w:before="40" w:after="80" w:line="240" w:lineRule="auto"/>
       </w:pPr>
       <w:r>
         <w:rPr>
           <w:rFonts w:ascii="맑은 고딕" w:hAnsi="맑은 고딕" w:eastAsia="맑은 고딕"/>
           <w:b w:val="0"/>
           <w:color w:val="6B6F85"/>
-          <w:sz w:val="18"/>
+          <w:sz w:val="17"/>
         </w:rPr>
         <w:t>밑줄 친 어휘의 뜻을 확인하고, 실제 안내문 속에서 어떻게 쓰이는지 살펴봅시다.</w:t>
       </w:r>
     </w:p>
     <w:p>
       <w:pPr>
-        <w:spacing w:before="40" w:after="80" w:line="252" w:lineRule="auto"/>
+        <w:spacing w:before="0" w:after="40" w:line="240" w:lineRule="auto"/>
       </w:pPr>
       <w:r>
         <w:rPr>
           <w:rFonts w:ascii="맑은 고딕" w:hAnsi="맑은 고딕" w:eastAsia="맑은 고딕"/>
           <w:b/>
           <w:color w:val="3D4BC7"/>
-          <w:sz w:val="20"/>
+          <w:sz w:val="19"/>
         </w:rPr>
         <w:t>✅ 오늘 해야 할 일</w:t>
       </w:r>
@@ -99,22 +99,22 @@
           <w:tcPr>
             <w:tcW w:type="dxa" w:w="3364"/>
             <w:tcMar>
-              <w:top w:w="55" w:type="dxa"/>
-              <w:bottom w:w="55" w:type="dxa"/>
-              <w:left w:w="90" w:type="dxa"/>
-              <w:right w:w="90" w:type="dxa"/>
+              <w:top w:w="35" w:type="dxa"/>
+              <w:bottom w:w="35" w:type="dxa"/>
+              <w:left w:w="80" w:type="dxa"/>
+              <w:right w:w="80" w:type="dxa"/>
             </w:tcMar>
           </w:tcPr>
           <w:p>
             <w:pPr>
-              <w:spacing w:before="0" w:after="0" w:line="252" w:lineRule="auto"/>
+              <w:spacing w:before="0" w:after="0" w:line="240" w:lineRule="auto"/>
             </w:pPr>
             <w:r>
               <w:rPr>
                 <w:rFonts w:ascii="맑은 고딕" w:hAnsi="맑은 고딕" w:eastAsia="맑은 고딕"/>
                 <w:b w:val="0"/>
                 <w:color w:val="6B6F85"/>
-                <w:sz w:val="22"/>
+                <w:sz w:val="20"/>
               </w:rPr>
               <w:t xml:space="preserve">☐ </w:t>
             </w:r>
@@ -124,22 +124,22 @@
           <w:tcPr>
             <w:tcW w:type="dxa" w:w="3364"/>
             <w:tcMar>
-              <w:top w:w="55" w:type="dxa"/>
-              <w:bottom w:w="55" w:type="dxa"/>
-              <w:left w:w="90" w:type="dxa"/>
-              <w:right w:w="90" w:type="dxa"/>
+              <w:top w:w="35" w:type="dxa"/>
+              <w:bottom w:w="35" w:type="dxa"/>
+              <w:left w:w="80" w:type="dxa"/>
+              <w:right w:w="80" w:type="dxa"/>
             </w:tcMar>
           </w:tcPr>
           <w:p>
             <w:pPr>
-              <w:spacing w:before="0" w:after="0" w:line="252" w:lineRule="auto"/>
+              <w:spacing w:before="0" w:after="0" w:line="240" w:lineRule="auto"/>
             </w:pPr>
             <w:r>
               <w:rPr>
                 <w:rFonts w:ascii="맑은 고딕" w:hAnsi="맑은 고딕" w:eastAsia="맑은 고딕"/>
                 <w:b w:val="0"/>
                 <w:color w:val="6B6F85"/>
-                <w:sz w:val="22"/>
+                <w:sz w:val="20"/>
               </w:rPr>
               <w:t xml:space="preserve">☐ </w:t>
             </w:r>
@@ -149,22 +149,22 @@
           <w:tcPr>
             <w:tcW w:type="dxa" w:w="3364"/>
             <w:tcMar>
-              <w:top w:w="55" w:type="dxa"/>
-              <w:bottom w:w="55" w:type="dxa"/>
-              <w:left w:w="90" w:type="dxa"/>
-              <w:right w:w="90" w:type="dxa"/>
+              <w:top w:w="35" w:type="dxa"/>
+              <w:bottom w:w="35" w:type="dxa"/>
+              <w:left w:w="80" w:type="dxa"/>
+              <w:right w:w="80" w:type="dxa"/>
             </w:tcMar>
           </w:tcPr>
           <w:p>
             <w:pPr>
-              <w:spacing w:before="0" w:after="0" w:line="252" w:lineRule="auto"/>
+              <w:spacing w:before="0" w:after="0" w:line="240" w:lineRule="auto"/>
             </w:pPr>
             <w:r>
               <w:rPr>
                 <w:rFonts w:ascii="맑은 고딕" w:hAnsi="맑은 고딕" w:eastAsia="맑은 고딕"/>
                 <w:b w:val="0"/>
                 <w:color w:val="6B6F85"/>
-                <w:sz w:val="22"/>
+                <w:sz w:val="20"/>
               </w:rPr>
               <w:t xml:space="preserve">☐ </w:t>
             </w:r>
@@ -174,19 +174,19 @@
     </w:tbl>
     <w:p>
       <w:pPr>
-        <w:spacing w:after="120"/>
+        <w:spacing w:after="60"/>
       </w:pPr>
     </w:p>
     <w:p>
       <w:pPr>
-        <w:spacing w:before="120" w:after="60" w:line="252" w:lineRule="auto"/>
+        <w:spacing w:before="60" w:after="20" w:line="240" w:lineRule="auto"/>
       </w:pPr>
       <w:r>
         <w:rPr>
           <w:rFonts w:ascii="맑은 고딕" w:hAnsi="맑은 고딕" w:eastAsia="맑은 고딕"/>
           <w:b/>
           <w:color w:val="3D4BC7"/>
-          <w:sz w:val="21"/>
+          <w:sz w:val="19"/>
         </w:rPr>
         <w:t>④ 밑줄 뜻으로 알맞은 것 고르기</w:t>
       </w:r>
@@ -209,21 +209,21 @@
           <w:tcPr>
             <w:tcW w:type="dxa" w:w="4876"/>
             <w:tcMar>
-              <w:top w:w="50" w:type="dxa"/>
-              <w:bottom w:w="60" w:type="dxa"/>
-              <w:left w:w="100" w:type="dxa"/>
-              <w:right w:w="100" w:type="dxa"/>
+              <w:top w:w="35" w:type="dxa"/>
+              <w:bottom w:w="40" w:type="dxa"/>
+              <w:left w:w="90" w:type="dxa"/>
+              <w:right w:w="90" w:type="dxa"/>
             </w:tcMar>
           </w:tcPr>
           <w:p>
             <w:pPr>
-              <w:spacing w:before="40" w:after="20" w:line="252" w:lineRule="auto"/>
+              <w:spacing w:before="20" w:after="20" w:line="240" w:lineRule="auto"/>
             </w:pPr>
             <w:r>
               <w:rPr>
                 <w:rFonts w:ascii="맑은 고딕" w:hAnsi="맑은 고딕" w:eastAsia="맑은 고딕"/>
                 <w:b/>
-                <w:sz w:val="19"/>
+                <w:sz w:val="18"/>
               </w:rPr>
               <w:t xml:space="preserve">1. </w:t>
             </w:r>
@@ -231,35 +231,35 @@
               <w:rPr>
                 <w:rFonts w:ascii="맑은 고딕" w:hAnsi="맑은 고딕" w:eastAsia="맑은 고딕"/>
                 <w:b w:val="0"/>
-                <w:sz w:val="19"/>
+                <w:sz w:val="18"/>
               </w:rPr>
               <w:t>예산안을 학생부에 제출했다.</w:t>
             </w:r>
           </w:p>
           <w:p>
             <w:pPr>
-              <w:spacing w:before="0" w:after="20" w:line="252" w:lineRule="auto"/>
+              <w:spacing w:before="0" w:after="20" w:line="240" w:lineRule="auto"/>
             </w:pPr>
             <w:r>
               <w:rPr>
                 <w:rFonts w:ascii="맑은 고딕" w:hAnsi="맑은 고딕" w:eastAsia="맑은 고딕"/>
                 <w:b w:val="0"/>
                 <w:color w:val="6B6F85"/>
-                <w:sz w:val="17"/>
+                <w:sz w:val="16"/>
               </w:rPr>
               <w:t>㉮서류를 냄 ㉯허가함 ㉰훑어봄 ㉱대신함</w:t>
             </w:r>
           </w:p>
           <w:p>
             <w:pPr>
-              <w:spacing w:before="0" w:after="40" w:line="252" w:lineRule="auto"/>
+              <w:spacing w:before="0" w:after="20" w:line="240" w:lineRule="auto"/>
             </w:pPr>
             <w:r>
               <w:rPr>
                 <w:rFonts w:ascii="맑은 고딕" w:hAnsi="맑은 고딕" w:eastAsia="맑은 고딕"/>
                 <w:b/>
                 <w:color w:val="3D4BC7"/>
-                <w:sz w:val="17"/>
+                <w:sz w:val="16"/>
               </w:rPr>
               <w:t xml:space="preserve">답  </w:t>
             </w:r>
@@ -267,7 +267,7 @@
               <w:rPr>
                 <w:rFonts w:ascii="맑은 고딕" w:hAnsi="맑은 고딕" w:eastAsia="맑은 고딕"/>
                 <w:b w:val="0"/>
-                <w:sz w:val="19"/>
+                <w:sz w:val="18"/>
               </w:rPr>
               <w:t>＿＿＿＿＿</w:t>
             </w:r>
@@ -277,21 +277,21 @@
           <w:tcPr>
             <w:tcW w:type="dxa" w:w="4876"/>
             <w:tcMar>
-              <w:top w:w="50" w:type="dxa"/>
-              <w:bottom w:w="60" w:type="dxa"/>
-              <w:left w:w="100" w:type="dxa"/>
-              <w:right w:w="100" w:type="dxa"/>
+              <w:top w:w="35" w:type="dxa"/>
+              <w:bottom w:w="40" w:type="dxa"/>
+              <w:left w:w="90" w:type="dxa"/>
+              <w:right w:w="90" w:type="dxa"/>
             </w:tcMar>
           </w:tcPr>
           <w:p>
             <w:pPr>
-              <w:spacing w:before="40" w:after="20" w:line="252" w:lineRule="auto"/>
+              <w:spacing w:before="20" w:after="20" w:line="240" w:lineRule="auto"/>
             </w:pPr>
             <w:r>
               <w:rPr>
                 <w:rFonts w:ascii="맑은 고딕" w:hAnsi="맑은 고딕" w:eastAsia="맑은 고딕"/>
                 <w:b/>
-                <w:sz w:val="19"/>
+                <w:sz w:val="18"/>
               </w:rPr>
               <w:t xml:space="preserve">2. </w:t>
             </w:r>
@@ -299,35 +299,35 @@
               <w:rPr>
                 <w:rFonts w:ascii="맑은 고딕" w:hAnsi="맑은 고딕" w:eastAsia="맑은 고딕"/>
                 <w:b w:val="0"/>
-                <w:sz w:val="19"/>
+                <w:sz w:val="18"/>
               </w:rPr>
               <w:t>자격증은 유효 기간이 5년이다.</w:t>
             </w:r>
           </w:p>
           <w:p>
             <w:pPr>
-              <w:spacing w:before="0" w:after="20" w:line="252" w:lineRule="auto"/>
+              <w:spacing w:before="0" w:after="20" w:line="240" w:lineRule="auto"/>
             </w:pPr>
             <w:r>
               <w:rPr>
                 <w:rFonts w:ascii="맑은 고딕" w:hAnsi="맑은 고딕" w:eastAsia="맑은 고딕"/>
                 <w:b w:val="0"/>
                 <w:color w:val="6B6F85"/>
-                <w:sz w:val="17"/>
+                <w:sz w:val="16"/>
               </w:rPr>
               <w:t>㉮효력 있음 ㉯거짓 판명 ㉰기간 끝남 ㉱새로 만듦</w:t>
             </w:r>
           </w:p>
           <w:p>
             <w:pPr>
-              <w:spacing w:before="0" w:after="40" w:line="252" w:lineRule="auto"/>
+              <w:spacing w:before="0" w:after="20" w:line="240" w:lineRule="auto"/>
             </w:pPr>
             <w:r>
               <w:rPr>
                 <w:rFonts w:ascii="맑은 고딕" w:hAnsi="맑은 고딕" w:eastAsia="맑은 고딕"/>
                 <w:b/>
                 <w:color w:val="3D4BC7"/>
-                <w:sz w:val="17"/>
+                <w:sz w:val="16"/>
               </w:rPr>
               <w:t xml:space="preserve">답  </w:t>
             </w:r>
@@ -335,7 +335,7 @@
               <w:rPr>
                 <w:rFonts w:ascii="맑은 고딕" w:hAnsi="맑은 고딕" w:eastAsia="맑은 고딕"/>
                 <w:b w:val="0"/>
-                <w:sz w:val="19"/>
+                <w:sz w:val="18"/>
               </w:rPr>
               <w:t>＿＿＿＿＿</w:t>
             </w:r>
@@ -350,21 +350,21 @@
           <w:tcPr>
             <w:tcW w:type="dxa" w:w="4876"/>
             <w:tcMar>
-              <w:top w:w="50" w:type="dxa"/>
-              <w:bottom w:w="60" w:type="dxa"/>
-              <w:left w:w="100" w:type="dxa"/>
-              <w:right w:w="100" w:type="dxa"/>
+              <w:top w:w="35" w:type="dxa"/>
+              <w:bottom w:w="40" w:type="dxa"/>
+              <w:left w:w="90" w:type="dxa"/>
+              <w:right w:w="90" w:type="dxa"/>
             </w:tcMar>
           </w:tcPr>
           <w:p>
             <w:pPr>
-              <w:spacing w:before="40" w:after="20" w:line="252" w:lineRule="auto"/>
+              <w:spacing w:before="20" w:after="20" w:line="240" w:lineRule="auto"/>
             </w:pPr>
             <w:r>
               <w:rPr>
                 <w:rFonts w:ascii="맑은 고딕" w:hAnsi="맑은 고딕" w:eastAsia="맑은 고딕"/>
                 <w:b/>
-                <w:sz w:val="19"/>
+                <w:sz w:val="18"/>
               </w:rPr>
               <w:t xml:space="preserve">3. </w:t>
             </w:r>
@@ -372,35 +372,35 @@
               <w:rPr>
                 <w:rFonts w:ascii="맑은 고딕" w:hAnsi="맑은 고딕" w:eastAsia="맑은 고딕"/>
                 <w:b w:val="0"/>
-                <w:sz w:val="19"/>
+                <w:sz w:val="18"/>
               </w:rPr>
               <w:t>합격 여부는 문자로 통보한다.</w:t>
             </w:r>
           </w:p>
           <w:p>
             <w:pPr>
-              <w:spacing w:before="0" w:after="20" w:line="252" w:lineRule="auto"/>
+              <w:spacing w:before="0" w:after="20" w:line="240" w:lineRule="auto"/>
             </w:pPr>
             <w:r>
               <w:rPr>
                 <w:rFonts w:ascii="맑은 고딕" w:hAnsi="맑은 고딕" w:eastAsia="맑은 고딕"/>
                 <w:b w:val="0"/>
                 <w:color w:val="6B6F85"/>
-                <w:sz w:val="17"/>
+                <w:sz w:val="16"/>
               </w:rPr>
               <w:t>㉮직접 확인 ㉯통지·보고 ㉰서류 첨부 ㉱기한 지정</w:t>
             </w:r>
           </w:p>
           <w:p>
             <w:pPr>
-              <w:spacing w:before="0" w:after="40" w:line="252" w:lineRule="auto"/>
+              <w:spacing w:before="0" w:after="20" w:line="240" w:lineRule="auto"/>
             </w:pPr>
             <w:r>
               <w:rPr>
                 <w:rFonts w:ascii="맑은 고딕" w:hAnsi="맑은 고딕" w:eastAsia="맑은 고딕"/>
                 <w:b/>
                 <w:color w:val="3D4BC7"/>
-                <w:sz w:val="17"/>
+                <w:sz w:val="16"/>
               </w:rPr>
               <w:t xml:space="preserve">답  </w:t>
             </w:r>
@@ -408,7 +408,7 @@
               <w:rPr>
                 <w:rFonts w:ascii="맑은 고딕" w:hAnsi="맑은 고딕" w:eastAsia="맑은 고딕"/>
                 <w:b w:val="0"/>
-                <w:sz w:val="19"/>
+                <w:sz w:val="18"/>
               </w:rPr>
               <w:t>＿＿＿＿＿</w:t>
             </w:r>
@@ -418,21 +418,21 @@
           <w:tcPr>
             <w:tcW w:type="dxa" w:w="4876"/>
             <w:tcMar>
-              <w:top w:w="50" w:type="dxa"/>
-              <w:bottom w:w="60" w:type="dxa"/>
-              <w:left w:w="100" w:type="dxa"/>
-              <w:right w:w="100" w:type="dxa"/>
+              <w:top w:w="35" w:type="dxa"/>
+              <w:bottom w:w="40" w:type="dxa"/>
+              <w:left w:w="90" w:type="dxa"/>
+              <w:right w:w="90" w:type="dxa"/>
             </w:tcMar>
           </w:tcPr>
           <w:p>
             <w:pPr>
-              <w:spacing w:before="40" w:after="20" w:line="252" w:lineRule="auto"/>
+              <w:spacing w:before="20" w:after="20" w:line="240" w:lineRule="auto"/>
             </w:pPr>
             <w:r>
               <w:rPr>
                 <w:rFonts w:ascii="맑은 고딕" w:hAnsi="맑은 고딕" w:eastAsia="맑은 고딕"/>
                 <w:b/>
-                <w:sz w:val="19"/>
+                <w:sz w:val="18"/>
               </w:rPr>
               <w:t xml:space="preserve">4. </w:t>
             </w:r>
@@ -440,35 +440,35 @@
               <w:rPr>
                 <w:rFonts w:ascii="맑은 고딕" w:hAnsi="맑은 고딕" w:eastAsia="맑은 고딕"/>
                 <w:b w:val="0"/>
-                <w:sz w:val="19"/>
+                <w:sz w:val="18"/>
               </w:rPr>
               <w:t>원본이 없으면 사본이라도 가져오세요.</w:t>
             </w:r>
           </w:p>
           <w:p>
             <w:pPr>
-              <w:spacing w:before="0" w:after="20" w:line="252" w:lineRule="auto"/>
+              <w:spacing w:before="0" w:after="20" w:line="240" w:lineRule="auto"/>
             </w:pPr>
             <w:r>
               <w:rPr>
                 <w:rFonts w:ascii="맑은 고딕" w:hAnsi="맑은 고딕" w:eastAsia="맑은 고딕"/>
                 <w:b w:val="0"/>
                 <w:color w:val="6B6F85"/>
-                <w:sz w:val="17"/>
+                <w:sz w:val="16"/>
               </w:rPr>
               <w:t>㉮옮긴 문서 ㉯새 문서 ㉰지난 문서 ㉱빠진 문서</w:t>
             </w:r>
           </w:p>
           <w:p>
             <w:pPr>
-              <w:spacing w:before="0" w:after="40" w:line="252" w:lineRule="auto"/>
+              <w:spacing w:before="0" w:after="20" w:line="240" w:lineRule="auto"/>
             </w:pPr>
             <w:r>
               <w:rPr>
                 <w:rFonts w:ascii="맑은 고딕" w:hAnsi="맑은 고딕" w:eastAsia="맑은 고딕"/>
                 <w:b/>
                 <w:color w:val="3D4BC7"/>
-                <w:sz w:val="17"/>
+                <w:sz w:val="16"/>
               </w:rPr>
               <w:t xml:space="preserve">답  </w:t>
             </w:r>
@@ -476,7 +476,7 @@
               <w:rPr>
                 <w:rFonts w:ascii="맑은 고딕" w:hAnsi="맑은 고딕" w:eastAsia="맑은 고딕"/>
                 <w:b w:val="0"/>
-                <w:sz w:val="19"/>
+                <w:sz w:val="18"/>
               </w:rPr>
               <w:t>＿＿＿＿＿</w:t>
             </w:r>
@@ -486,14 +486,14 @@
     </w:tbl>
     <w:p>
       <w:pPr>
-        <w:spacing w:before="160" w:after="60" w:line="252" w:lineRule="auto"/>
+        <w:spacing w:before="80" w:after="40" w:line="240" w:lineRule="auto"/>
       </w:pPr>
       <w:r>
         <w:rPr>
           <w:rFonts w:ascii="맑은 고딕" w:hAnsi="맑은 고딕" w:eastAsia="맑은 고딕"/>
           <w:b/>
           <w:color w:val="3D4BC7"/>
-          <w:sz w:val="22"/>
+          <w:sz w:val="21"/>
         </w:rPr>
         <w:t>⑤ 안내문을 읽고 답하세요</w:t>
       </w:r>
@@ -516,86 +516,86 @@
             <w:tcW w:type="dxa" w:w="10092"/>
             <w:shd w:val="clear" w:color="auto" w:fill="F2F3F8"/>
             <w:tcMar>
-              <w:top w:w="70" w:type="dxa"/>
-              <w:bottom w:w="70" w:type="dxa"/>
-              <w:left w:w="120" w:type="dxa"/>
-              <w:right w:w="120" w:type="dxa"/>
+              <w:top w:w="50" w:type="dxa"/>
+              <w:bottom w:w="50" w:type="dxa"/>
+              <w:left w:w="100" w:type="dxa"/>
+              <w:right w:w="100" w:type="dxa"/>
             </w:tcMar>
           </w:tcPr>
           <w:p>
             <w:pPr>
-              <w:spacing w:before="0" w:after="40" w:line="252" w:lineRule="auto"/>
+              <w:spacing w:before="0" w:after="20" w:line="240" w:lineRule="auto"/>
             </w:pPr>
             <w:r>
               <w:rPr>
                 <w:rFonts w:ascii="맑은 고딕" w:hAnsi="맑은 고딕" w:eastAsia="맑은 고딕"/>
                 <w:b/>
-                <w:sz w:val="17"/>
+                <w:sz w:val="16"/>
               </w:rPr>
               <w:t>[교내 방과후학교 프로그램 신청 안내]</w:t>
             </w:r>
           </w:p>
           <w:p>
             <w:pPr>
-              <w:spacing w:before="0" w:after="40" w:line="252" w:lineRule="auto"/>
+              <w:spacing w:before="0" w:after="20" w:line="240" w:lineRule="auto"/>
             </w:pPr>
             <w:r>
               <w:rPr>
                 <w:rFonts w:ascii="맑은 고딕" w:hAnsi="맑은 고딕" w:eastAsia="맑은 고딕"/>
                 <w:b w:val="0"/>
-                <w:sz w:val="17"/>
+                <w:sz w:val="16"/>
               </w:rPr>
               <w:t>1. 대상: 전교생   2. 기한: 8/25(월)~8/29(금) — 넘기면 접수 불가</w:t>
             </w:r>
           </w:p>
           <w:p>
             <w:pPr>
-              <w:spacing w:before="0" w:after="40" w:line="252" w:lineRule="auto"/>
+              <w:spacing w:before="0" w:after="20" w:line="240" w:lineRule="auto"/>
             </w:pPr>
             <w:r>
               <w:rPr>
                 <w:rFonts w:ascii="맑은 고딕" w:hAnsi="맑은 고딕" w:eastAsia="맑은 고딕"/>
                 <w:b w:val="0"/>
-                <w:sz w:val="17"/>
+                <w:sz w:val="16"/>
               </w:rPr>
               <w:t>3. 방법: 신청서 작성 후 담임 선생님께 제출, 학부모 동의서 첨부</w:t>
             </w:r>
           </w:p>
           <w:p>
             <w:pPr>
-              <w:spacing w:before="0" w:after="40" w:line="252" w:lineRule="auto"/>
+              <w:spacing w:before="0" w:after="20" w:line="240" w:lineRule="auto"/>
             </w:pPr>
             <w:r>
               <w:rPr>
                 <w:rFonts w:ascii="맑은 고딕" w:hAnsi="맑은 고딕" w:eastAsia="맑은 고딕"/>
                 <w:b w:val="0"/>
-                <w:sz w:val="17"/>
+                <w:sz w:val="16"/>
               </w:rPr>
               <w:t xml:space="preserve">   ※ 서명이 빠진 신청서는 반려됨</w:t>
             </w:r>
           </w:p>
           <w:p>
             <w:pPr>
-              <w:spacing w:before="0" w:after="40" w:line="252" w:lineRule="auto"/>
+              <w:spacing w:before="0" w:after="20" w:line="240" w:lineRule="auto"/>
             </w:pPr>
             <w:r>
               <w:rPr>
                 <w:rFonts w:ascii="맑은 고딕" w:hAnsi="맑은 고딕" w:eastAsia="맑은 고딕"/>
                 <w:b w:val="0"/>
-                <w:sz w:val="17"/>
+                <w:sz w:val="16"/>
               </w:rPr>
               <w:t>4. 발표: 9/1(월), 결과는 문자로 통보   5. 서류는 교무실에서만 열람, 이번 학기만 유효</w:t>
             </w:r>
           </w:p>
           <w:p>
             <w:pPr>
-              <w:spacing w:before="0" w:after="40" w:line="252" w:lineRule="auto"/>
+              <w:spacing w:before="0" w:after="20" w:line="240" w:lineRule="auto"/>
             </w:pPr>
             <w:r>
               <w:rPr>
                 <w:rFonts w:ascii="맑은 고딕" w:hAnsi="맑은 고딕" w:eastAsia="맑은 고딕"/>
                 <w:b w:val="0"/>
-                <w:sz w:val="17"/>
+                <w:sz w:val="16"/>
               </w:rPr>
               <w:t>6. 자세한 내용은 교내 공고문 참고</w:t>
             </w:r>
@@ -605,18 +605,18 @@
     </w:tbl>
     <w:p>
       <w:pPr>
-        <w:spacing w:after="60"/>
+        <w:spacing w:after="40"/>
       </w:pPr>
     </w:p>
     <w:p>
       <w:pPr>
-        <w:spacing w:before="0" w:after="20" w:line="252" w:lineRule="auto"/>
+        <w:spacing w:before="0" w:after="0" w:line="240" w:lineRule="auto"/>
       </w:pPr>
       <w:r>
         <w:rPr>
           <w:rFonts w:ascii="맑은 고딕" w:hAnsi="맑은 고딕" w:eastAsia="맑은 고딕"/>
           <w:b/>
-          <w:sz w:val="19"/>
+          <w:sz w:val="18"/>
         </w:rPr>
         <w:t xml:space="preserve">1. </w:t>
       </w:r>
@@ -624,7 +624,7 @@
         <w:rPr>
           <w:rFonts w:ascii="맑은 고딕" w:hAnsi="맑은 고딕" w:eastAsia="맑은 고딕"/>
           <w:b w:val="0"/>
-          <w:sz w:val="19"/>
+          <w:sz w:val="18"/>
         </w:rPr>
         <w:t xml:space="preserve">신청서와 함께 반드시 내야 하는 것은?  </w:t>
       </w:r>
@@ -633,21 +633,21 @@
           <w:rFonts w:ascii="맑은 고딕" w:hAnsi="맑은 고딕" w:eastAsia="맑은 고딕"/>
           <w:b w:val="0"/>
           <w:color w:val="6B6F85"/>
-          <w:sz w:val="16"/>
+          <w:sz w:val="15"/>
         </w:rPr>
         <w:t>㉮학부모 동의서 ㉯성적표 ㉰자기소개서 ㉱등본</w:t>
       </w:r>
     </w:p>
     <w:p>
       <w:pPr>
-        <w:spacing w:before="0" w:after="80" w:line="252" w:lineRule="auto"/>
+        <w:spacing w:before="0" w:after="40" w:line="240" w:lineRule="auto"/>
       </w:pPr>
       <w:r>
         <w:rPr>
           <w:rFonts w:ascii="맑은 고딕" w:hAnsi="맑은 고딕" w:eastAsia="맑은 고딕"/>
           <w:b/>
           <w:color w:val="3D4BC7"/>
-          <w:sz w:val="17"/>
+          <w:sz w:val="16"/>
         </w:rPr>
         <w:t xml:space="preserve">     답  </w:t>
       </w:r>
@@ -655,20 +655,20 @@
         <w:rPr>
           <w:rFonts w:ascii="맑은 고딕" w:hAnsi="맑은 고딕" w:eastAsia="맑은 고딕"/>
           <w:b w:val="0"/>
-          <w:sz w:val="19"/>
+          <w:sz w:val="18"/>
         </w:rPr>
         <w:t>＿＿＿＿＿</w:t>
       </w:r>
     </w:p>
     <w:p>
       <w:pPr>
-        <w:spacing w:before="0" w:after="20" w:line="252" w:lineRule="auto"/>
+        <w:spacing w:before="0" w:after="0" w:line="240" w:lineRule="auto"/>
       </w:pPr>
       <w:r>
         <w:rPr>
           <w:rFonts w:ascii="맑은 고딕" w:hAnsi="맑은 고딕" w:eastAsia="맑은 고딕"/>
           <w:b/>
-          <w:sz w:val="19"/>
+          <w:sz w:val="18"/>
         </w:rPr>
         <w:t xml:space="preserve">2. </w:t>
       </w:r>
@@ -676,7 +676,7 @@
         <w:rPr>
           <w:rFonts w:ascii="맑은 고딕" w:hAnsi="맑은 고딕" w:eastAsia="맑은 고딕"/>
           <w:b w:val="0"/>
-          <w:sz w:val="19"/>
+          <w:sz w:val="18"/>
         </w:rPr>
         <w:t xml:space="preserve">신청 기한을 넘기면?  </w:t>
       </w:r>
@@ -685,21 +685,21 @@
           <w:rFonts w:ascii="맑은 고딕" w:hAnsi="맑은 고딕" w:eastAsia="맑은 고딕"/>
           <w:b w:val="0"/>
           <w:color w:val="6B6F85"/>
-          <w:sz w:val="16"/>
+          <w:sz w:val="15"/>
         </w:rPr>
         <w:t>㉮자동 연장 ㉯접수 불가 ㉰문자 안내 ㉱서류 추가</w:t>
       </w:r>
     </w:p>
     <w:p>
       <w:pPr>
-        <w:spacing w:before="0" w:after="80" w:line="252" w:lineRule="auto"/>
+        <w:spacing w:before="0" w:after="40" w:line="240" w:lineRule="auto"/>
       </w:pPr>
       <w:r>
         <w:rPr>
           <w:rFonts w:ascii="맑은 고딕" w:hAnsi="맑은 고딕" w:eastAsia="맑은 고딕"/>
           <w:b/>
           <w:color w:val="3D4BC7"/>
-          <w:sz w:val="17"/>
+          <w:sz w:val="16"/>
         </w:rPr>
         <w:t xml:space="preserve">     답  </w:t>
       </w:r>
@@ -707,20 +707,20 @@
         <w:rPr>
           <w:rFonts w:ascii="맑은 고딕" w:hAnsi="맑은 고딕" w:eastAsia="맑은 고딕"/>
           <w:b w:val="0"/>
-          <w:sz w:val="19"/>
+          <w:sz w:val="18"/>
         </w:rPr>
         <w:t>＿＿＿＿＿</w:t>
       </w:r>
     </w:p>
     <w:p>
       <w:pPr>
-        <w:spacing w:before="0" w:after="20" w:line="252" w:lineRule="auto"/>
+        <w:spacing w:before="0" w:after="0" w:line="240" w:lineRule="auto"/>
       </w:pPr>
       <w:r>
         <w:rPr>
           <w:rFonts w:ascii="맑은 고딕" w:hAnsi="맑은 고딕" w:eastAsia="맑은 고딕"/>
           <w:b/>
-          <w:sz w:val="19"/>
+          <w:sz w:val="18"/>
         </w:rPr>
         <w:t xml:space="preserve">3. </w:t>
       </w:r>
@@ -728,7 +728,7 @@
         <w:rPr>
           <w:rFonts w:ascii="맑은 고딕" w:hAnsi="맑은 고딕" w:eastAsia="맑은 고딕"/>
           <w:b w:val="0"/>
-          <w:sz w:val="19"/>
+          <w:sz w:val="18"/>
         </w:rPr>
         <w:t xml:space="preserve">'열람'의 뜻으로 가장 알맞은 것은?  </w:t>
       </w:r>
@@ -737,21 +737,21 @@
           <w:rFonts w:ascii="맑은 고딕" w:hAnsi="맑은 고딕" w:eastAsia="맑은 고딕"/>
           <w:b w:val="0"/>
           <w:color w:val="6B6F85"/>
-          <w:sz w:val="16"/>
+          <w:sz w:val="15"/>
         </w:rPr>
         <w:t>㉮폐기함 ㉯복사함 ㉰훑어봄 ㉱재제출</w:t>
       </w:r>
     </w:p>
     <w:p>
       <w:pPr>
-        <w:spacing w:before="0" w:after="80" w:line="252" w:lineRule="auto"/>
+        <w:spacing w:before="0" w:after="40" w:line="240" w:lineRule="auto"/>
       </w:pPr>
       <w:r>
         <w:rPr>
           <w:rFonts w:ascii="맑은 고딕" w:hAnsi="맑은 고딕" w:eastAsia="맑은 고딕"/>
           <w:b/>
           <w:color w:val="3D4BC7"/>
-          <w:sz w:val="17"/>
+          <w:sz w:val="16"/>
         </w:rPr>
         <w:t xml:space="preserve">     답  </w:t>
       </w:r>
@@ -759,20 +759,20 @@
         <w:rPr>
           <w:rFonts w:ascii="맑은 고딕" w:hAnsi="맑은 고딕" w:eastAsia="맑은 고딕"/>
           <w:b w:val="0"/>
-          <w:sz w:val="19"/>
+          <w:sz w:val="18"/>
         </w:rPr>
         <w:t>＿＿＿＿＿</w:t>
       </w:r>
     </w:p>
     <w:p>
       <w:pPr>
-        <w:spacing w:before="0" w:after="20" w:line="252" w:lineRule="auto"/>
+        <w:spacing w:before="0" w:after="0" w:line="240" w:lineRule="auto"/>
       </w:pPr>
       <w:r>
         <w:rPr>
           <w:rFonts w:ascii="맑은 고딕" w:hAnsi="맑은 고딕" w:eastAsia="맑은 고딕"/>
           <w:b/>
-          <w:sz w:val="19"/>
+          <w:sz w:val="18"/>
         </w:rPr>
         <w:t xml:space="preserve">4. </w:t>
       </w:r>
@@ -780,7 +780,7 @@
         <w:rPr>
           <w:rFonts w:ascii="맑은 고딕" w:hAnsi="맑은 고딕" w:eastAsia="맑은 고딕"/>
           <w:b w:val="0"/>
-          <w:sz w:val="19"/>
+          <w:sz w:val="18"/>
         </w:rPr>
         <w:t xml:space="preserve">이 안내문의 목적은?  </w:t>
       </w:r>
@@ -789,21 +789,21 @@
           <w:rFonts w:ascii="맑은 고딕" w:hAnsi="맑은 고딕" w:eastAsia="맑은 고딕"/>
           <w:b w:val="0"/>
           <w:color w:val="6B6F85"/>
-          <w:sz w:val="16"/>
+          <w:sz w:val="15"/>
         </w:rPr>
         <w:t>㉮신청 방법 안내 ㉯프로그램 홍보 ㉰참가비 안내 ㉱강사 모집</w:t>
       </w:r>
     </w:p>
     <w:p>
       <w:pPr>
-        <w:spacing w:before="0" w:after="80" w:line="252" w:lineRule="auto"/>
+        <w:spacing w:before="0" w:after="40" w:line="240" w:lineRule="auto"/>
       </w:pPr>
       <w:r>
         <w:rPr>
           <w:rFonts w:ascii="맑은 고딕" w:hAnsi="맑은 고딕" w:eastAsia="맑은 고딕"/>
           <w:b/>
           <w:color w:val="3D4BC7"/>
-          <w:sz w:val="17"/>
+          <w:sz w:val="16"/>
         </w:rPr>
         <w:t xml:space="preserve">     답  </w:t>
       </w:r>
@@ -811,20 +811,20 @@
         <w:rPr>
           <w:rFonts w:ascii="맑은 고딕" w:hAnsi="맑은 고딕" w:eastAsia="맑은 고딕"/>
           <w:b w:val="0"/>
-          <w:sz w:val="19"/>
+          <w:sz w:val="18"/>
         </w:rPr>
         <w:t>＿＿＿＿＿</w:t>
       </w:r>
     </w:p>
     <w:p>
       <w:pPr>
-        <w:spacing w:before="0" w:after="20" w:line="252" w:lineRule="auto"/>
+        <w:spacing w:before="0" w:after="0" w:line="240" w:lineRule="auto"/>
       </w:pPr>
       <w:r>
         <w:rPr>
           <w:rFonts w:ascii="맑은 고딕" w:hAnsi="맑은 고딕" w:eastAsia="맑은 고딕"/>
           <w:b/>
-          <w:sz w:val="19"/>
+          <w:sz w:val="18"/>
         </w:rPr>
         <w:t xml:space="preserve">5. </w:t>
       </w:r>
@@ -832,7 +832,7 @@
         <w:rPr>
           <w:rFonts w:ascii="맑은 고딕" w:hAnsi="맑은 고딕" w:eastAsia="맑은 고딕"/>
           <w:b w:val="0"/>
-          <w:sz w:val="19"/>
+          <w:sz w:val="18"/>
         </w:rPr>
         <w:t xml:space="preserve">내용과 일치하지 않는 것은?  </w:t>
       </w:r>
@@ -841,21 +841,21 @@
           <w:rFonts w:ascii="맑은 고딕" w:hAnsi="맑은 고딕" w:eastAsia="맑은 고딕"/>
           <w:b w:val="0"/>
           <w:color w:val="6B6F85"/>
-          <w:sz w:val="16"/>
+          <w:sz w:val="15"/>
         </w:rPr>
         <w:t>㉮대상은 전교생 ㉯결과는 이메일 통보 ㉰교무실에서만 열람 ㉱서명 없으면 반려</w:t>
       </w:r>
     </w:p>
     <w:p>
       <w:pPr>
-        <w:spacing w:before="0" w:after="80" w:line="252" w:lineRule="auto"/>
+        <w:spacing w:before="0" w:after="40" w:line="240" w:lineRule="auto"/>
       </w:pPr>
       <w:r>
         <w:rPr>
           <w:rFonts w:ascii="맑은 고딕" w:hAnsi="맑은 고딕" w:eastAsia="맑은 고딕"/>
           <w:b/>
           <w:color w:val="3D4BC7"/>
-          <w:sz w:val="17"/>
+          <w:sz w:val="16"/>
         </w:rPr>
         <w:t xml:space="preserve">     답  </w:t>
       </w:r>
@@ -863,21 +863,21 @@
         <w:rPr>
           <w:rFonts w:ascii="맑은 고딕" w:hAnsi="맑은 고딕" w:eastAsia="맑은 고딕"/>
           <w:b w:val="0"/>
-          <w:sz w:val="19"/>
+          <w:sz w:val="18"/>
         </w:rPr>
         <w:t>＿＿＿＿＿</w:t>
       </w:r>
     </w:p>
     <w:p>
       <w:pPr>
-        <w:spacing w:before="200" w:after="80" w:line="252" w:lineRule="auto"/>
+        <w:spacing w:before="80" w:after="40" w:line="240" w:lineRule="auto"/>
       </w:pPr>
       <w:r>
         <w:rPr>
           <w:rFonts w:ascii="맑은 고딕" w:hAnsi="맑은 고딕" w:eastAsia="맑은 고딕"/>
           <w:b/>
           <w:color w:val="3D4BC7"/>
-          <w:sz w:val="21"/>
+          <w:sz w:val="19"/>
         </w:rPr>
         <w:t>💬 오늘의 명언</w:t>
       </w:r>
@@ -900,15 +900,15 @@
             <w:tcW w:type="dxa" w:w="10092"/>
             <w:shd w:val="clear" w:color="auto" w:fill="F7F8FF"/>
             <w:tcMar>
-              <w:top w:w="80" w:type="dxa"/>
-              <w:bottom w:w="80" w:type="dxa"/>
-              <w:left w:w="180" w:type="dxa"/>
-              <w:right w:w="180" w:type="dxa"/>
+              <w:top w:w="50" w:type="dxa"/>
+              <w:bottom w:w="50" w:type="dxa"/>
+              <w:left w:w="140" w:type="dxa"/>
+              <w:right w:w="140" w:type="dxa"/>
             </w:tcMar>
           </w:tcPr>
           <w:p>
             <w:pPr>
-              <w:spacing w:before="0" w:after="60" w:line="252" w:lineRule="auto"/>
+              <w:spacing w:before="0" w:after="20" w:line="240" w:lineRule="auto"/>
               <w:jc w:val="center"/>
             </w:pPr>
             <w:r>
@@ -917,14 +917,14 @@
                 <w:b/>
                 <w:i/>
                 <w:color w:val="333366"/>
-                <w:sz w:val="23"/>
+                <w:sz w:val="20"/>
               </w:rPr>
               <w:t>“좋은 책을 읽는 것은 과거의 가장 훌륭한 사람들과 대화를 나누는 것과 같다.”</w:t>
             </w:r>
           </w:p>
           <w:p>
             <w:pPr>
-              <w:spacing w:before="0" w:after="0" w:line="252" w:lineRule="auto"/>
+              <w:spacing w:before="0" w:after="0" w:line="240" w:lineRule="auto"/>
               <w:jc w:val="center"/>
             </w:pPr>
             <w:r>
@@ -932,7 +932,7 @@
                 <w:rFonts w:ascii="맑은 고딕" w:hAnsi="맑은 고딕" w:eastAsia="맑은 고딕"/>
                 <w:b w:val="0"/>
                 <w:color w:val="6B6F85"/>
-                <w:sz w:val="18"/>
+                <w:sz w:val="16"/>
               </w:rPr>
               <w:t>— 르네 데카르트</w:t>
             </w:r>
@@ -942,14 +942,14 @@
     </w:tbl>
     <w:p>
       <w:pPr>
-        <w:spacing w:before="80" w:after="40" w:line="252" w:lineRule="auto"/>
+        <w:spacing w:before="40" w:after="20" w:line="240" w:lineRule="auto"/>
       </w:pPr>
       <w:r>
         <w:rPr>
           <w:rFonts w:ascii="맑은 고딕" w:hAnsi="맑은 고딕" w:eastAsia="맑은 고딕"/>
           <w:b w:val="0"/>
           <w:color w:val="6B6F85"/>
-          <w:sz w:val="17"/>
+          <w:sz w:val="16"/>
         </w:rPr>
         <w:t>✍ 위 명언을 소리 내어 한 번 읽고, 나만의 글씨체로 또박또박 따라 써 보세요.</w:t>
       </w:r>
@@ -964,7 +964,7 @@
       </w:tblGrid>
       <w:tr>
         <w:trPr>
-          <w:trHeight w:val="300" w:hRule="atLeast"/>
+          <w:trHeight w:val="220" w:hRule="atLeast"/>
         </w:trPr>
         <w:tc>
           <w:tcPr>
@@ -987,7 +987,7 @@
       </w:tr>
       <w:tr>
         <w:trPr>
-          <w:trHeight w:val="300" w:hRule="atLeast"/>
+          <w:trHeight w:val="220" w:hRule="atLeast"/>
         </w:trPr>
         <w:tc>
           <w:tcPr>
@@ -1016,7 +1016,7 @@
     </w:p>
     <w:sectPr>
       <w:pgSz w:w="11906" w:h="16838"/>
-      <w:pgMar w:top="567" w:right="907" w:bottom="510" w:left="907" w:header="720" w:footer="720" w:gutter="0"/>
+      <w:pgMar w:top="454" w:right="907" w:bottom="397" w:left="907" w:header="720" w:footer="720" w:gutter="0"/>
       <w:cols w:space="720"/>
       <w:docGrid w:linePitch="360"/>
     </w:sectPr>

--- a/worksheets/1주차_1_공문서행정문서읽기_Day4_학습지.docx
+++ b/worksheets/1주차_1_공문서행정문서읽기_Day4_학습지.docx
@@ -900,10 +900,10 @@
             <w:tcW w:type="dxa" w:w="10092"/>
             <w:shd w:val="clear" w:color="auto" w:fill="F7F8FF"/>
             <w:tcMar>
-              <w:top w:w="50" w:type="dxa"/>
-              <w:bottom w:w="50" w:type="dxa"/>
-              <w:left w:w="140" w:type="dxa"/>
-              <w:right w:w="140" w:type="dxa"/>
+              <w:top w:w="35" w:type="dxa"/>
+              <w:bottom w:w="35" w:type="dxa"/>
+              <w:left w:w="120" w:type="dxa"/>
+              <w:right w:w="120" w:type="dxa"/>
             </w:tcMar>
           </w:tcPr>
           <w:p>
@@ -964,7 +964,7 @@
       </w:tblGrid>
       <w:tr>
         <w:trPr>
-          <w:trHeight w:val="220" w:hRule="atLeast"/>
+          <w:trHeight w:val="160" w:hRule="atLeast"/>
         </w:trPr>
         <w:tc>
           <w:tcPr>
@@ -987,7 +987,7 @@
       </w:tr>
       <w:tr>
         <w:trPr>
-          <w:trHeight w:val="220" w:hRule="atLeast"/>
+          <w:trHeight w:val="160" w:hRule="atLeast"/>
         </w:trPr>
         <w:tc>
           <w:tcPr>
